--- a/How to update app.docx
+++ b/How to update app.docx
@@ -14,21 +14,12 @@
     </w:p>
     <w:p>
       <w:r>
-        <w:t>PS C:\Users\hodgs\Call-a-Catcher&gt;</w:t>
+        <w:t>cd "E:\MY DOCS\call-a-catcher"</w:t>
       </w:r>
       <w:bookmarkStart w:id="0" w:name="_GoBack"/>
       <w:bookmarkEnd w:id="0"/>
-    </w:p>
-    <w:p>
-      <w:proofErr w:type="spellStart"/>
-      <w:proofErr w:type="gramStart"/>
-      <w:r>
-        <w:t>npx</w:t>
-      </w:r>
-      <w:proofErr w:type="spellEnd"/>
-      <w:proofErr w:type="gramEnd"/>
-      <w:r>
-        <w:t xml:space="preserve"> expo start</w:t>
+      <w:r>
+        <w:t>npx expo start</w:t>
       </w:r>
     </w:p>
     <w:p>

--- a/How to update app.docx
+++ b/How to update app.docx
@@ -13,58 +13,16 @@
       </w:r>
     </w:p>
     <w:p>
-      <w:r>
-        <w:t>cd "E:\MY DOCS\call-a-catcher"</w:t>
-      </w:r>
-      <w:bookmarkStart w:id="0" w:name="_GoBack"/>
-      <w:bookmarkEnd w:id="0"/>
-      <w:r>
-        <w:t>npx expo start</w:t>
-      </w:r>
-    </w:p>
-    <w:p>
-      <w:pPr>
-        <w:ind w:left="720"/>
-      </w:pPr>
       <w:proofErr w:type="gramStart"/>
       <w:r>
-        <w:t>git</w:t>
+        <w:t>cd</w:t>
       </w:r>
       <w:proofErr w:type="gramEnd"/>
       <w:r>
-        <w:t xml:space="preserve"> add -A</w:t>
-      </w:r>
-    </w:p>
-    <w:p>
-      <w:pPr>
-        <w:ind w:left="720"/>
-      </w:pPr>
-      <w:proofErr w:type="gramStart"/>
-      <w:r>
-        <w:t>git</w:t>
-      </w:r>
-      <w:proofErr w:type="gramEnd"/>
-      <w:r>
-        <w:t xml:space="preserve"> commit -m "web production build"</w:t>
-      </w:r>
-    </w:p>
-    <w:p>
-      <w:pPr>
-        <w:ind w:left="720"/>
-      </w:pPr>
-      <w:proofErr w:type="gramStart"/>
-      <w:r>
-        <w:t>git</w:t>
-      </w:r>
-      <w:proofErr w:type="gramEnd"/>
-      <w:r>
-        <w:t xml:space="preserve"> push origin main</w:t>
-      </w:r>
-    </w:p>
-    <w:p>
-      <w:pPr>
-        <w:ind w:left="720"/>
-      </w:pPr>
+        <w:t xml:space="preserve"> "E:\MY DOCS\call-a-catcher"</w:t>
+      </w:r>
+    </w:p>
+    <w:p>
       <w:proofErr w:type="spellStart"/>
       <w:proofErr w:type="gramStart"/>
       <w:r>
@@ -73,6 +31,61 @@
       <w:proofErr w:type="spellEnd"/>
       <w:proofErr w:type="gramEnd"/>
       <w:r>
+        <w:t xml:space="preserve"> expo start</w:t>
+      </w:r>
+    </w:p>
+    <w:p>
+      <w:pPr>
+        <w:ind w:left="720"/>
+      </w:pPr>
+      <w:bookmarkStart w:id="0" w:name="_GoBack"/>
+      <w:proofErr w:type="gramStart"/>
+      <w:r>
+        <w:t>git</w:t>
+      </w:r>
+      <w:proofErr w:type="gramEnd"/>
+      <w:r>
+        <w:t xml:space="preserve"> add -A</w:t>
+      </w:r>
+    </w:p>
+    <w:p>
+      <w:pPr>
+        <w:ind w:left="720"/>
+      </w:pPr>
+      <w:proofErr w:type="gramStart"/>
+      <w:r>
+        <w:t>git</w:t>
+      </w:r>
+      <w:proofErr w:type="gramEnd"/>
+      <w:r>
+        <w:t xml:space="preserve"> commit -m "web production build"</w:t>
+      </w:r>
+    </w:p>
+    <w:p>
+      <w:pPr>
+        <w:ind w:left="720"/>
+      </w:pPr>
+      <w:proofErr w:type="gramStart"/>
+      <w:r>
+        <w:t>git</w:t>
+      </w:r>
+      <w:proofErr w:type="gramEnd"/>
+      <w:r>
+        <w:t xml:space="preserve"> push origin main</w:t>
+      </w:r>
+    </w:p>
+    <w:p>
+      <w:pPr>
+        <w:ind w:left="720"/>
+      </w:pPr>
+      <w:proofErr w:type="spellStart"/>
+      <w:proofErr w:type="gramStart"/>
+      <w:r>
+        <w:t>npx</w:t>
+      </w:r>
+      <w:proofErr w:type="spellEnd"/>
+      <w:proofErr w:type="gramEnd"/>
+      <w:r>
         <w:t xml:space="preserve"> </w:t>
       </w:r>
       <w:proofErr w:type="spellStart"/>
@@ -84,6 +97,7 @@
         <w:t xml:space="preserve"> --prod</w:t>
       </w:r>
     </w:p>
+    <w:bookmarkEnd w:id="0"/>
     <w:p/>
     <w:p>
       <w:pPr>

--- a/How to update app.docx
+++ b/How to update app.docx
@@ -11,6 +11,24 @@
       <w:r>
         <w:t>Update version number in catcher.js</w:t>
       </w:r>
+      <w:r>
+        <w:br/>
+      </w:r>
+      <w:r>
+        <w:br/>
+      </w:r>
+      <w:r>
+        <w:t xml:space="preserve">cd </w:t>
+      </w:r>
+      <w:r>
+        <w:t>“</w:t>
+      </w:r>
+      <w:r>
+        <w:t>E:\MY DOCS\wildlife-rescue-Australia</w:t>
+      </w:r>
+      <w:r>
+        <w:t>”</w:t>
+      </w:r>
     </w:p>
     <w:p>
       <w:proofErr w:type="gramStart"/>
@@ -36,7 +54,7 @@
     </w:p>
     <w:p>
       <w:pPr>
-        <w:ind w:left="720"/>
+        <w:ind w:left="1440"/>
       </w:pPr>
       <w:bookmarkStart w:id="0" w:name="_GoBack"/>
       <w:proofErr w:type="gramStart"/>
@@ -50,7 +68,7 @@
     </w:p>
     <w:p>
       <w:pPr>
-        <w:ind w:left="720"/>
+        <w:ind w:left="1440"/>
       </w:pPr>
       <w:proofErr w:type="gramStart"/>
       <w:r>
@@ -63,7 +81,7 @@
     </w:p>
     <w:p>
       <w:pPr>
-        <w:ind w:left="720"/>
+        <w:ind w:left="1440"/>
       </w:pPr>
       <w:proofErr w:type="gramStart"/>
       <w:r>
@@ -76,7 +94,7 @@
     </w:p>
     <w:p>
       <w:pPr>
-        <w:ind w:left="720"/>
+        <w:ind w:left="1440"/>
       </w:pPr>
       <w:proofErr w:type="spellStart"/>
       <w:proofErr w:type="gramStart"/>
@@ -1451,6 +1469,7 @@
     <w:p>
       <w:proofErr w:type="gramStart"/>
       <w:r>
+        <w:lastRenderedPageBreak/>
         <w:t>npx</w:t>
       </w:r>
       <w:proofErr w:type="gramEnd"/>
